--- a/hw8/Team11_HW8-Temp.docx
+++ b/hw8/Team11_HW8-Temp.docx
@@ -9,6 +9,21 @@
           <w:bCs/>
         </w:rPr>
       </w:pPr>
+      <w:r>
+        <w:fldChar w:fldCharType="begin"/>
+      </w:r>
+      <w:r>
+        <w:instrText xml:space="preserve"> ADDIN ZOTERO_ITEM CSL_CITATION {"citationID":"6IHDWKAw","properties":{"formattedCitation":"[1]","plainCitation":"[1]","noteIndex":0},"citationItems":[{"id":8,"uris":["http://zotero.org/users/17390205/items/V2XDD2Q5"],"itemData":{"id":8,"type":"article-journal","abstract":"Social lending or peer to peer lending (p2p lending) has emerged as a viable digital platform where lenders and borrowers can do business without the involvement of financial institutions. P2p lending has gained significant momentum recently, with some platform has reached billion-dollar loan circulation. However, p2p lending platforms are not free from any form of risks. A higher return on investment for investor comes with a risk of the loan and interest not being repaid. For this purpose, this research proposes a tree-based classification method for predicting whether a loan will go bad or default before the loan is approved. The high dimensionality of the dataset needs to be processed and chosen carefully. This paper proposes a Binary PSO with SVM to perform feature selection for the dataset and Extremely Randomized Tree (ERT) and Random Forest (RF) as the classifiers. In this research, BPSOSVM-ERT and BPSOSVM-RF are compared with several performance metrics. The experimental results show BPSOSVM can produce subset of features without decreasing the performance from the original features and ERT can outperform RF in several performance metrics.","container-title":"Procedia Computer Science","DOI":"10.1016/j.procs.2019.08.139","ISSN":"18770509","journalAbbreviation":"Procedia Computer Science","language":"en","page":"38-45","source":"DOI.org (Crossref)","title":"A Comparison of Prediction Methods for Credit Default on Peer to Peer Lending using Machine Learning","volume":"157","author":[{"family":"Setiawan","given":"Netty"},{"literal":"Suharjito"},{"literal":"Diana"}],"issued":{"date-parts":[["2019"]]}}}],"schema":"https://github.com/citation-style-language/schema/raw/master/csl-citation.json"} </w:instrText>
+      </w:r>
+      <w:r>
+        <w:fldChar w:fldCharType="separate"/>
+      </w:r>
+      <w:r>
+        <w:t>[1]</w:t>
+      </w:r>
+      <w:r>
+        <w:fldChar w:fldCharType="end"/>
+      </w:r>
       <w:r>
         <w:rPr>
           <w:b/>
@@ -1023,6 +1038,235 @@
         <w:br w:type="page"/>
       </w:r>
     </w:p>
+    <w:sdt>
+      <w:sdtPr>
+        <w:rPr>
+          <w:rFonts w:eastAsia="Times New Roman"/>
+          <w:b w:val="0"/>
+          <w:bCs w:val="0"/>
+          <w:sz w:val="28"/>
+          <w:szCs w:val="28"/>
+        </w:rPr>
+        <w:id w:val="-1322882402"/>
+        <w:docPartObj>
+          <w:docPartGallery w:val="Bibliographies"/>
+          <w:docPartUnique/>
+        </w:docPartObj>
+      </w:sdtPr>
+      <w:sdtContent>
+        <w:p>
+          <w:pPr>
+            <w:pStyle w:val="Heading1"/>
+          </w:pPr>
+          <w:r>
+            <w:t>Bibliography</w:t>
+          </w:r>
+        </w:p>
+        <w:sdt>
+          <w:sdtPr>
+            <w:id w:val="111145805"/>
+            <w:bibliography/>
+          </w:sdtPr>
+          <w:sdtContent>
+            <w:p>
+              <w:r>
+                <w:fldChar w:fldCharType="begin"/>
+              </w:r>
+              <w:r>
+                <w:instrText xml:space="preserve"> BIBLIOGRAPHY </w:instrText>
+              </w:r>
+              <w:r>
+                <w:fldChar w:fldCharType="separate"/>
+              </w:r>
+              <w:r>
+                <w:rPr>
+                  <w:b/>
+                  <w:bCs/>
+                  <w:noProof/>
+                </w:rPr>
+                <w:t>There are no sources in the current document.</w:t>
+              </w:r>
+              <w:r>
+                <w:rPr>
+                  <w:b/>
+                  <w:bCs/>
+                  <w:noProof/>
+                </w:rPr>
+                <w:fldChar w:fldCharType="end"/>
+              </w:r>
+            </w:p>
+          </w:sdtContent>
+        </w:sdt>
+      </w:sdtContent>
+    </w:sdt>
+    <w:p/>
+    <w:p/>
+    <w:sdt>
+      <w:sdtPr>
+        <w:rPr>
+          <w:color w:val="000000"/>
+        </w:rPr>
+        <w:tag w:val="MENDELEY_BIBLIOGRAPHY"/>
+        <w:id w:val="1529670544"/>
+        <w:placeholder>
+          <w:docPart w:val="DefaultPlaceholder_-1854013440"/>
+        </w:placeholder>
+      </w:sdtPr>
+      <w:sdtContent>
+        <w:p>
+          <w:pPr>
+            <w:autoSpaceDE w:val="0"/>
+            <w:autoSpaceDN w:val="0"/>
+            <w:ind w:hanging="640"/>
+            <w:divId w:val="10690128"/>
+            <w:rPr>
+              <w:color w:val="000000"/>
+              <w:sz w:val="24"/>
+              <w:szCs w:val="24"/>
+            </w:rPr>
+          </w:pPr>
+          <w:r>
+            <w:rPr>
+              <w:color w:val="000000"/>
+            </w:rPr>
+            <w:t>[1]</w:t>
+          </w:r>
+          <w:r>
+            <w:rPr>
+              <w:color w:val="000000"/>
+            </w:rPr>
+            <w:tab/>
+            <w:t xml:space="preserve">N. Setiawan, Suharjito, and Diana, “A Comparison of Prediction Methods for Credit Default on Peer to Peer Lending using Machine Learning,” </w:t>
+          </w:r>
+          <w:r>
+            <w:rPr>
+              <w:i/>
+              <w:iCs/>
+              <w:color w:val="000000"/>
+            </w:rPr>
+            <w:t>Procedia Comput Sci</w:t>
+          </w:r>
+          <w:r>
+            <w:rPr>
+              <w:color w:val="000000"/>
+            </w:rPr>
+            <w:t>, vol. 157, pp. 38–45, Jan. 2019, doi: 10.1016/J.PROCS.2019.08.139.</w:t>
+          </w:r>
+        </w:p>
+        <w:p>
+          <w:r>
+            <w:rPr>
+              <w:color w:val="000000"/>
+            </w:rPr>
+            <w:t> </w:t>
+          </w:r>
+        </w:p>
+      </w:sdtContent>
+    </w:sdt>
+    <w:p>
+      <w:pPr>
+        <w:spacing w:after="160" w:line="278" w:lineRule="auto"/>
+        <w:rPr>
+          <w:b/>
+          <w:bCs/>
+          <w:sz w:val="26"/>
+          <w:szCs w:val="26"/>
+        </w:rPr>
+      </w:pPr>
+    </w:p>
+    <w:p>
+      <w:pPr>
+        <w:pStyle w:val="Bibliography"/>
+        <w:rPr>
+          <w:sz w:val="26"/>
+        </w:rPr>
+      </w:pPr>
+      <w:r>
+        <w:rPr>
+          <w:b/>
+          <w:bCs/>
+          <w:sz w:val="26"/>
+          <w:szCs w:val="26"/>
+        </w:rPr>
+        <w:fldChar w:fldCharType="begin"/>
+      </w:r>
+      <w:r>
+        <w:rPr>
+          <w:b/>
+          <w:bCs/>
+          <w:sz w:val="26"/>
+          <w:szCs w:val="26"/>
+        </w:rPr>
+        <w:instrText xml:space="preserve"> ADDIN ZOTERO_BIBL {"uncited":[],"omitted":[],"custom":[]} CSL_BIBLIOGRAPHY </w:instrText>
+      </w:r>
+      <w:r>
+        <w:rPr>
+          <w:b/>
+          <w:bCs/>
+          <w:sz w:val="26"/>
+          <w:szCs w:val="26"/>
+        </w:rPr>
+        <w:fldChar w:fldCharType="separate"/>
+      </w:r>
+      <w:r>
+        <w:rPr>
+          <w:sz w:val="26"/>
+        </w:rPr>
+        <w:t>[1]</w:t>
+      </w:r>
+      <w:r>
+        <w:rPr>
+          <w:sz w:val="26"/>
+        </w:rPr>
+        <w:tab/>
+        <w:t xml:space="preserve">N. Setiawan, Suharjito, and Diana, “A Comparison of Prediction Methods for Credit Default on Peer to Peer Lending using Machine Learning,” </w:t>
+      </w:r>
+      <w:r>
+        <w:rPr>
+          <w:i/>
+          <w:iCs/>
+          <w:sz w:val="26"/>
+        </w:rPr>
+        <w:t>Procedia Comput. Sci.</w:t>
+      </w:r>
+      <w:r>
+        <w:rPr>
+          <w:sz w:val="26"/>
+        </w:rPr>
+        <w:t>, vol. 157, pp. 38–45, 2019, doi: 10.1016/j.procs.2019.08.139.</w:t>
+      </w:r>
+    </w:p>
+    <w:p>
+      <w:pPr>
+        <w:spacing w:after="160" w:line="278" w:lineRule="auto"/>
+        <w:rPr>
+          <w:b/>
+          <w:bCs/>
+          <w:sz w:val="26"/>
+          <w:szCs w:val="26"/>
+        </w:rPr>
+      </w:pPr>
+      <w:r>
+        <w:rPr>
+          <w:b/>
+          <w:bCs/>
+          <w:sz w:val="26"/>
+          <w:szCs w:val="26"/>
+        </w:rPr>
+        <w:fldChar w:fldCharType="end"/>
+      </w:r>
+    </w:p>
+    <w:p>
+      <w:pPr>
+        <w:spacing w:after="160" w:line="278" w:lineRule="auto"/>
+        <w:rPr>
+          <w:b/>
+          <w:bCs/>
+          <w:sz w:val="26"/>
+          <w:szCs w:val="26"/>
+        </w:rPr>
+      </w:pPr>
+    </w:p>
     <w:p>
       <w:pPr>
         <w:pStyle w:val="NormalWeb"/>
@@ -1041,7 +1285,6 @@
           <w:sz w:val="26"/>
           <w:szCs w:val="26"/>
         </w:rPr>
-        <w:lastRenderedPageBreak/>
         <w:t>Tên bài báo:</w:t>
       </w:r>
       <w:r>
@@ -1050,6 +1293,40 @@
           <w:szCs w:val="26"/>
         </w:rPr>
         <w:t xml:space="preserve"> An improved random forest based on the classification accuracy and correlation measurement of decision trees </w:t>
+      </w:r>
+      <w:r>
+        <w:rPr>
+          <w:sz w:val="26"/>
+          <w:szCs w:val="26"/>
+        </w:rPr>
+        <w:fldChar w:fldCharType="begin"/>
+      </w:r>
+      <w:r>
+        <w:rPr>
+          <w:sz w:val="26"/>
+          <w:szCs w:val="26"/>
+        </w:rPr>
+        <w:instrText xml:space="preserve"> ADDIN ZOTERO_ITEM CSL_CITATION {"citationID":"drJfPeDG","properties":{"formattedCitation":"[1]","plainCitation":"[1]","noteIndex":0},"citationItems":[{"id":8,"uris":["http://zotero.org/users/17390205/items/V2XDD2Q5"],"itemData":{"id":8,"type":"article-journal","abstract":"Social lending or peer to peer lending (p2p lending) has emerged as a viable digital platform where lenders and borrowers can do business without the involvement of financial institutions. P2p lending has gained significant momentum recently, with some platform has reached billion-dollar loan circulation. However, p2p lending platforms are not free from any form of risks. A higher return on investment for investor comes with a risk of the loan and interest not being repaid. For this purpose, this research proposes a tree-based classification method for predicting whether a loan will go bad or default before the loan is approved. The high dimensionality of the dataset needs to be processed and chosen carefully. This paper proposes a Binary PSO with SVM to perform feature selection for the dataset and Extremely Randomized Tree (ERT) and Random Forest (RF) as the classifiers. In this research, BPSOSVM-ERT and BPSOSVM-RF are compared with several performance metrics. The experimental results show BPSOSVM can produce subset of features without decreasing the performance from the original features and ERT can outperform RF in several performance metrics.","container-title":"Procedia Computer Science","DOI":"10.1016/j.procs.2019.08.139","ISSN":"18770509","journalAbbreviation":"Procedia Computer Science","language":"en","page":"38-45","source":"DOI.org (Crossref)","title":"A Comparison of Prediction Methods for Credit Default on Peer to Peer Lending using Machine Learning","volume":"157","author":[{"family":"Setiawan","given":"Netty"},{"literal":"Suharjito"},{"literal":"Diana"}],"issued":{"date-parts":[["2019"]]}},"suppress-author":true}],"schema":"https://github.com/citation-style-language/schema/raw/master/csl-citation.json"} </w:instrText>
+      </w:r>
+      <w:r>
+        <w:rPr>
+          <w:sz w:val="26"/>
+          <w:szCs w:val="26"/>
+        </w:rPr>
+        <w:fldChar w:fldCharType="separate"/>
+      </w:r>
+      <w:r>
+        <w:rPr>
+          <w:sz w:val="26"/>
+        </w:rPr>
+        <w:t>[1]</w:t>
+      </w:r>
+      <w:r>
+        <w:rPr>
+          <w:sz w:val="26"/>
+          <w:szCs w:val="26"/>
+        </w:rPr>
+        <w:fldChar w:fldCharType="end"/>
       </w:r>
     </w:p>
     <w:p>
@@ -1503,6 +1780,44 @@
         </w:rPr>
         <w:t>(1) Giữ lại các cây có độ chính xác phân loại thấp</w:t>
       </w:r>
+      <w:r>
+        <w:rPr>
+          <w:rStyle w:val="citation-132"/>
+          <w:color w:val="EE0000"/>
+        </w:rPr>
+        <w:t xml:space="preserve"> </w:t>
+      </w:r>
+      <w:r>
+        <w:rPr>
+          <w:rStyle w:val="citation-132"/>
+          <w:color w:val="EE0000"/>
+        </w:rPr>
+        <w:fldChar w:fldCharType="begin"/>
+      </w:r>
+      <w:r>
+        <w:rPr>
+          <w:rStyle w:val="citation-132"/>
+          <w:color w:val="EE0000"/>
+        </w:rPr>
+        <w:instrText xml:space="preserve"> ADDIN ZOTERO_ITEM CSL_CITATION {"citationID":"QRvOJQ7W","properties":{"formattedCitation":"[1]","plainCitation":"[1]","noteIndex":0},"citationItems":[{"id":8,"uris":["http://zotero.org/users/17390205/items/V2XDD2Q5"],"itemData":{"id":8,"type":"article-journal","abstract":"Social lending or peer to peer lending (p2p lending) has emerged as a viable digital platform where lenders and borrowers can do business without the involvement of financial institutions. P2p lending has gained significant momentum recently, with some platform has reached billion-dollar loan circulation. However, p2p lending platforms are not free from any form of risks. A higher return on investment for investor comes with a risk of the loan and interest not being repaid. For this purpose, this research proposes a tree-based classification method for predicting whether a loan will go bad or default before the loan is approved. The high dimensionality of the dataset needs to be processed and chosen carefully. This paper proposes a Binary PSO with SVM to perform feature selection for the dataset and Extremely Randomized Tree (ERT) and Random Forest (RF) as the classifiers. In this research, BPSOSVM-ERT and BPSOSVM-RF are compared with several performance metrics. The experimental results show BPSOSVM can produce subset of features without decreasing the performance from the original features and ERT can outperform RF in several performance metrics.","container-title":"Procedia Computer Science","DOI":"10.1016/j.procs.2019.08.139","ISSN":"18770509","journalAbbreviation":"Procedia Computer Science","language":"en","page":"38-45","source":"DOI.org (Crossref)","title":"A Comparison of Prediction Methods for Credit Default on Peer to Peer Lending using Machine Learning","volume":"157","author":[{"family":"Setiawan","given":"Netty"},{"literal":"Suharjito"},{"literal":"Diana"}],"issued":{"date-parts":[["2019"]]}}}],"schema":"https://github.com/citation-style-language/schema/raw/master/csl-citation.json"} </w:instrText>
+      </w:r>
+      <w:r>
+        <w:rPr>
+          <w:rStyle w:val="citation-132"/>
+          <w:color w:val="EE0000"/>
+        </w:rPr>
+        <w:fldChar w:fldCharType="separate"/>
+      </w:r>
+      <w:r>
+        <w:t>[1]</w:t>
+      </w:r>
+      <w:r>
+        <w:rPr>
+          <w:rStyle w:val="citation-132"/>
+          <w:color w:val="EE0000"/>
+        </w:rPr>
+        <w:fldChar w:fldCharType="end"/>
+      </w:r>
     </w:p>
     <w:p>
       <w:pPr>
@@ -1535,6 +1850,35 @@
         </w:rPr>
         <w:t>Sắp xếp các cây theo độ chính xác trung bình giảm dần</w:t>
       </w:r>
+      <w:r>
+        <w:rPr>
+          <w:rStyle w:val="citation-132"/>
+          <w:color w:val="EE0000"/>
+        </w:rPr>
+        <w:t xml:space="preserve"> </w:t>
+      </w:r>
+      <w:sdt>
+        <w:sdtPr>
+          <w:rPr>
+            <w:rStyle w:val="citation-132"/>
+            <w:color w:val="000000"/>
+          </w:rPr>
+          <w:tag w:val="MENDELEY_CITATION_v3_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"/>
+          <w:id w:val="-829061355"/>
+          <w:placeholder>
+            <w:docPart w:val="DefaultPlaceholder_-1854013440"/>
+          </w:placeholder>
+        </w:sdtPr>
+        <w:sdtContent>
+          <w:r>
+            <w:rPr>
+              <w:rStyle w:val="citation-132"/>
+              <w:color w:val="000000"/>
+            </w:rPr>
+            <w:t>[1]</w:t>
+          </w:r>
+        </w:sdtContent>
+      </w:sdt>
     </w:p>
     <w:p>
       <w:pPr>
@@ -1557,6 +1901,7 @@
         <w:pStyle w:val="Bullet-"/>
       </w:pPr>
       <w:r>
+        <w:lastRenderedPageBreak/>
         <w:t>Tính độ tương đồng cosine (cosine similarity) bằng phương pháp tích vô hướng cải tiến (improved dot product)</w:t>
       </w:r>
     </w:p>
@@ -1782,7 +2127,6 @@
           <w:bCs/>
           <w:color w:val="EE0000"/>
         </w:rPr>
-        <w:lastRenderedPageBreak/>
         <w:t>Introduction</w:t>
       </w:r>
     </w:p>
@@ -1871,6 +2215,32 @@
         </w:rPr>
         <w:t>Nhiều phương pháp cải tiến đã được nghiên cứu để giải quyết các hạn chế này</w:t>
       </w:r>
+      <w:r>
+        <w:rPr>
+          <w:color w:val="EE0000"/>
+        </w:rPr>
+        <w:t xml:space="preserve"> </w:t>
+      </w:r>
+      <w:sdt>
+        <w:sdtPr>
+          <w:rPr>
+            <w:color w:val="000000"/>
+          </w:rPr>
+          <w:tag w:val="MENDELEY_CITATION_v3_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"/>
+          <w:id w:val="873197015"/>
+          <w:placeholder>
+            <w:docPart w:val="DefaultPlaceholder_-1854013440"/>
+          </w:placeholder>
+        </w:sdtPr>
+        <w:sdtContent>
+          <w:r>
+            <w:rPr>
+              <w:color w:val="000000"/>
+            </w:rPr>
+            <w:t>[1]</w:t>
+          </w:r>
+        </w:sdtContent>
+      </w:sdt>
     </w:p>
     <w:p>
       <w:pPr>
@@ -2053,6 +2423,7 @@
           <w:bCs/>
           <w:color w:val="EE0000"/>
         </w:rPr>
+        <w:lastRenderedPageBreak/>
         <w:t>Dựa vào</w:t>
       </w:r>
       <w:r>
@@ -2173,7 +2544,6 @@
         <w:pStyle w:val="Heading2"/>
       </w:pPr>
       <w:r>
-        <w:lastRenderedPageBreak/>
         <w:t>H</w:t>
       </w:r>
       <w:r>
@@ -2437,6 +2807,7 @@
         <w:rPr>
           <w:color w:val="EE0000"/>
         </w:rPr>
+        <w:lastRenderedPageBreak/>
         <w:t>(1) C</w:t>
       </w:r>
       <w:r>
@@ -2580,7 +2951,6 @@
           <w:b/>
           <w:bCs/>
         </w:rPr>
-        <w:lastRenderedPageBreak/>
         <w:t>Phần 4:</w:t>
       </w:r>
       <w:r>
@@ -2780,6 +3150,7 @@
         <w:rPr>
           <w:rStyle w:val="citation-123"/>
         </w:rPr>
+        <w:lastRenderedPageBreak/>
         <w:t>Các nghiên cứu hiện tại thường bỏ qua việc xây dựng một cơ chế đánh giá hiệu quả cho từng cây quyết định, mà chỉ dùng dữ liệu Out-of-Bag (OBD) tương ứng, dẫn đến kết quả không ổn định</w:t>
       </w:r>
       <w:r>
@@ -2904,7 +3275,6 @@
           <w:rStyle w:val="Strong"/>
           <w:rFonts w:eastAsiaTheme="majorEastAsia"/>
         </w:rPr>
-        <w:lastRenderedPageBreak/>
         <w:t>Đánh giá Độ chính xác Phân loại Trung bình:</w:t>
       </w:r>
     </w:p>
@@ -3115,6 +3485,7 @@
         <w:rPr>
           <w:rStyle w:val="citation-110"/>
         </w:rPr>
+        <w:lastRenderedPageBreak/>
         <w:t>Rừng ngẫu nhiên cuối cùng được xây dựng từ N cây còn lại này - là những cây vừa có chất lượng phân loại cao, vừa có độ tương quan thấp với nhau</w:t>
       </w:r>
       <w:r>
@@ -3244,7 +3615,6 @@
           <w:b/>
           <w:bCs/>
         </w:rPr>
-        <w:lastRenderedPageBreak/>
         <w:t>Vượt trội về hiệu suất:</w:t>
       </w:r>
       <w:r>
@@ -3442,6 +3812,7 @@
           <w:b/>
           <w:bCs/>
         </w:rPr>
+        <w:lastRenderedPageBreak/>
         <w:t>Kết luận</w:t>
       </w:r>
       <w:bookmarkEnd w:id="5"/>
@@ -3488,6 +3859,7 @@
         </w:rPr>
       </w:pPr>
     </w:p>
+    <w:p/>
     <w:p/>
     <w:sectPr>
       <w:headerReference w:type="default" r:id="rId8"/>
@@ -7660,6 +8032,12 @@
     <w:uiPriority w:val="37"/>
     <w:unhideWhenUsed/>
     <w:rsid w:val="00A61C61"/>
+    <w:pPr>
+      <w:tabs>
+        <w:tab w:val="left" w:pos="384"/>
+      </w:tabs>
+      <w:ind w:left="384" w:hanging="384"/>
+    </w:pPr>
   </w:style>
   <w:style w:type="character" w:styleId="FollowedHyperlink">
     <w:name w:val="FollowedHyperlink"/>
@@ -8303,6 +8681,605 @@
     <w:rsid w:val="0058238B"/>
   </w:style>
 </w:styles>
+</file>
+
+<file path=word/glossary/document.xml><?xml version="1.0" encoding="utf-8"?>
+<w:glossaryDocument xmlns:wpc="http://schemas.microsoft.com/office/word/2010/wordprocessingCanvas" xmlns:cx="http://schemas.microsoft.com/office/drawing/2014/chartex" xmlns:cx1="http://schemas.microsoft.com/office/drawing/2015/9/8/chartex" xmlns:cx2="http://schemas.microsoft.com/office/drawing/2015/10/21/chartex" xmlns:cx3="http://schemas.microsoft.com/office/drawing/2016/5/9/chartex" xmlns:cx4="http://schemas.microsoft.com/office/drawing/2016/5/10/chartex" xmlns:cx5="http://schemas.microsoft.com/office/drawing/2016/5/11/chartex" xmlns:cx6="http://schemas.microsoft.com/office/drawing/2016/5/12/chartex" xmlns:cx7="http://schemas.microsoft.com/office/drawing/2016/5/13/chartex" xmlns:cx8="http://schemas.microsoft.com/office/drawing/2016/5/14/chartex" xmlns:mc="http://schemas.openxmlformats.org/markup-compatibility/2006" xmlns:aink="http://schemas.microsoft.com/office/drawing/2016/ink" xmlns:am3d="http://schemas.microsoft.com/office/drawing/2017/model3d" xmlns:o="urn:schemas-microsoft-com:office:office" xmlns:oel="http://schemas.microsoft.com/office/2019/extlst" xmlns:r="http://schemas.openxmlformats.org/officeDocument/2006/relationships" xmlns:m="http://schemas.openxmlformats.org/officeDocument/2006/math" xmlns:v="urn:schemas-microsoft-com:vml" xmlns:wp14="http://schemas.microsoft.com/office/word/2010/wordprocessingDrawing" xmlns:wp="http://schemas.openxmlformats.org/drawingml/2006/wordprocessingDrawing" xmlns:w10="urn:schemas-microsoft-com:office:word" xmlns:w="http://schemas.openxmlformats.org/wordprocessingml/2006/main" xmlns:w14="http://schemas.microsoft.com/office/word/2010/wordml" xmlns:w15="http://schemas.microsoft.com/office/word/2012/wordml" xmlns:w16cex="http://schemas.microsoft.com/office/word/2018/wordml/cex" xmlns:w16cid="http://schemas.microsoft.com/office/word/2016/wordml/cid" xmlns:w16="http://schemas.microsoft.com/office/word/2018/wordml" xmlns:w16du="http://schemas.microsoft.com/office/word/2023/wordml/word16du" xmlns:w16sdtdh="http://schemas.microsoft.com/office/word/2020/wordml/sdtdatahash" xmlns:w16sdtfl="http://schemas.microsoft.com/office/word/2024/wordml/sdtformatlock" xmlns:w16se="http://schemas.microsoft.com/office/word/2015/wordml/symex" xmlns:wpg="http://schemas.microsoft.com/office/word/2010/wordprocessingGroup" xmlns:wpi="http://schemas.microsoft.com/office/word/2010/wordprocessingInk" xmlns:wne="http://schemas.microsoft.com/office/word/2006/wordml" xmlns:wps="http://schemas.microsoft.com/office/word/2010/wordprocessingShape" mc:Ignorable="w14 w15 w16se w16cid w16 w16cex w16sdtdh w16sdtfl w16du wp14">
+  <w:docParts>
+    <w:docPart>
+      <w:docPartPr>
+        <w:name w:val="DefaultPlaceholder_-1854013440"/>
+        <w:category>
+          <w:name w:val="General"/>
+          <w:gallery w:val="placeholder"/>
+        </w:category>
+        <w:types>
+          <w:type w:val="bbPlcHdr"/>
+        </w:types>
+        <w:behaviors>
+          <w:behavior w:val="content"/>
+        </w:behaviors>
+        <w:guid w:val="{BA3CBAAA-5976-4D61-BA5D-5E9805C30060}"/>
+      </w:docPartPr>
+      <w:docPartBody>
+        <w:p>
+          <w:r>
+            <w:rPr>
+              <w:rStyle w:val="PlaceholderText"/>
+            </w:rPr>
+            <w:t>Click or tap here to enter text.</w:t>
+          </w:r>
+        </w:p>
+      </w:docPartBody>
+    </w:docPart>
+  </w:docParts>
+</w:glossaryDocument>
+</file>
+
+<file path=word/glossary/fontTable.xml><?xml version="1.0" encoding="utf-8"?>
+<w:fonts xmlns:mc="http://schemas.openxmlformats.org/markup-compatibility/2006" xmlns:r="http://schemas.openxmlformats.org/officeDocument/2006/relationships" xmlns:w="http://schemas.openxmlformats.org/wordprocessingml/2006/main" xmlns:w14="http://schemas.microsoft.com/office/word/2010/wordml" xmlns:w15="http://schemas.microsoft.com/office/word/2012/wordml" xmlns:w16cex="http://schemas.microsoft.com/office/word/2018/wordml/cex" xmlns:w16cid="http://schemas.microsoft.com/office/word/2016/wordml/cid" xmlns:w16="http://schemas.microsoft.com/office/word/2018/wordml" xmlns:w16du="http://schemas.microsoft.com/office/word/2023/wordml/word16du" xmlns:w16sdtdh="http://schemas.microsoft.com/office/word/2020/wordml/sdtdatahash" xmlns:w16sdtfl="http://schemas.microsoft.com/office/word/2024/wordml/sdtformatlock" xmlns:w16se="http://schemas.microsoft.com/office/word/2015/wordml/symex" mc:Ignorable="w14 w15 w16se w16cid w16 w16cex w16sdtdh w16sdtfl w16du">
+  <w:font w:name="Symbol">
+    <w:panose1 w:val="05050102010706020507"/>
+    <w:charset w:val="02"/>
+    <w:family w:val="roman"/>
+    <w:pitch w:val="variable"/>
+    <w:sig w:usb0="00000000" w:usb1="10000000" w:usb2="00000000" w:usb3="00000000" w:csb0="80000000" w:csb1="00000000"/>
+  </w:font>
+  <w:font w:name="Times New Roman">
+    <w:panose1 w:val="02020603050405020304"/>
+    <w:charset w:val="00"/>
+    <w:family w:val="roman"/>
+    <w:pitch w:val="variable"/>
+    <w:sig w:usb0="E0002EFF" w:usb1="C000785B" w:usb2="00000009" w:usb3="00000000" w:csb0="000001FF" w:csb1="00000000"/>
+  </w:font>
+  <w:font w:name="Wingdings">
+    <w:panose1 w:val="05000000000000000000"/>
+    <w:charset w:val="02"/>
+    <w:family w:val="auto"/>
+    <w:pitch w:val="variable"/>
+    <w:sig w:usb0="00000000" w:usb1="10000000" w:usb2="00000000" w:usb3="00000000" w:csb0="80000000" w:csb1="00000000"/>
+  </w:font>
+  <w:font w:name="Courier New">
+    <w:panose1 w:val="02070309020205020404"/>
+    <w:charset w:val="00"/>
+    <w:family w:val="modern"/>
+    <w:pitch w:val="fixed"/>
+    <w:sig w:usb0="E0002EFF" w:usb1="C0007843" w:usb2="00000009" w:usb3="00000000" w:csb0="000001FF" w:csb1="00000000"/>
+  </w:font>
+  <w:font w:name="Aptos">
+    <w:charset w:val="00"/>
+    <w:family w:val="swiss"/>
+    <w:pitch w:val="variable"/>
+    <w:sig w:usb0="20000287" w:usb1="00000003" w:usb2="00000000" w:usb3="00000000" w:csb0="0000019F" w:csb1="00000000"/>
+  </w:font>
+  <w:font w:name="Aptos Display">
+    <w:charset w:val="00"/>
+    <w:family w:val="swiss"/>
+    <w:pitch w:val="variable"/>
+    <w:sig w:usb0="20000287" w:usb1="00000003" w:usb2="00000000" w:usb3="00000000" w:csb0="0000019F" w:csb1="00000000"/>
+  </w:font>
+  <w:font w:name="Tahoma">
+    <w:panose1 w:val="020B0604030504040204"/>
+    <w:charset w:val="00"/>
+    <w:family w:val="swiss"/>
+    <w:pitch w:val="variable"/>
+    <w:sig w:usb0="E1002EFF" w:usb1="C000605B" w:usb2="00000029" w:usb3="00000000" w:csb0="000101FF" w:csb1="00000000"/>
+  </w:font>
+  <w:font w:name="Consolas">
+    <w:panose1 w:val="020B0609020204030204"/>
+    <w:charset w:val="00"/>
+    <w:family w:val="modern"/>
+    <w:pitch w:val="fixed"/>
+    <w:sig w:usb0="E00006FF" w:usb1="0000FCFF" w:usb2="00000001" w:usb3="00000000" w:csb0="0000019F" w:csb1="00000000"/>
+  </w:font>
+  <w:font w:name="Cambria Math">
+    <w:panose1 w:val="02040503050406030204"/>
+    <w:charset w:val="00"/>
+    <w:family w:val="roman"/>
+    <w:pitch w:val="variable"/>
+    <w:sig w:usb0="E00006FF" w:usb1="420024FF" w:usb2="02000000" w:usb3="00000000" w:csb0="0000019F" w:csb1="00000000"/>
+  </w:font>
+  <w:font w:name="inter">
+    <w:altName w:val="Cambria"/>
+    <w:panose1 w:val="00000000000000000000"/>
+    <w:charset w:val="00"/>
+    <w:family w:val="roman"/>
+    <w:notTrueType/>
+    <w:pitch w:val="default"/>
+  </w:font>
+</w:fonts>
+</file>
+
+<file path=word/glossary/settings.xml><?xml version="1.0" encoding="utf-8"?>
+<w:settings xmlns:mc="http://schemas.openxmlformats.org/markup-compatibility/2006" xmlns:o="urn:schemas-microsoft-com:office:office" xmlns:r="http://schemas.openxmlformats.org/officeDocument/2006/relationships" xmlns:m="http://schemas.openxmlformats.org/officeDocument/2006/math" xmlns:v="urn:schemas-microsoft-com:vml" xmlns:w10="urn:schemas-microsoft-com:office:word" xmlns:w="http://schemas.openxmlformats.org/wordprocessingml/2006/main" xmlns:w14="http://schemas.microsoft.com/office/word/2010/wordml" xmlns:w15="http://schemas.microsoft.com/office/word/2012/wordml" xmlns:w16cex="http://schemas.microsoft.com/office/word/2018/wordml/cex" xmlns:w16cid="http://schemas.microsoft.com/office/word/2016/wordml/cid" xmlns:w16="http://schemas.microsoft.com/office/word/2018/wordml" xmlns:w16du="http://schemas.microsoft.com/office/word/2023/wordml/word16du" xmlns:w16sdtdh="http://schemas.microsoft.com/office/word/2020/wordml/sdtdatahash" xmlns:w16sdtfl="http://schemas.microsoft.com/office/word/2024/wordml/sdtformatlock" xmlns:w16se="http://schemas.microsoft.com/office/word/2015/wordml/symex" xmlns:sl="http://schemas.openxmlformats.org/schemaLibrary/2006/main" mc:Ignorable="w14 w15 w16se w16cid w16 w16cex w16sdtdh w16sdtfl w16du">
+  <w:view w:val="normal"/>
+  <w:defaultTabStop w:val="720"/>
+  <w:characterSpacingControl w:val="doNotCompress"/>
+  <w:compat>
+    <w:useFELayout/>
+    <w:compatSetting w:name="compatibilityMode" w:uri="http://schemas.microsoft.com/office/word" w:val="15"/>
+    <w:compatSetting w:name="overrideTableStyleFontSizeAndJustification" w:uri="http://schemas.microsoft.com/office/word" w:val="1"/>
+    <w:compatSetting w:name="enableOpenTypeFeatures" w:uri="http://schemas.microsoft.com/office/word" w:val="1"/>
+    <w:compatSetting w:name="doNotFlipMirrorIndents" w:uri="http://schemas.microsoft.com/office/word" w:val="1"/>
+    <w:compatSetting w:name="differentiateMultirowTableHeaders" w:uri="http://schemas.microsoft.com/office/word" w:val="1"/>
+    <w:compatSetting w:name="useWord2013TrackBottomHyphenation" w:uri="http://schemas.microsoft.com/office/word" w:val="0"/>
+  </w:compat>
+  <w:rsids>
+    <w:rsidRoot w:val="00B93E4A"/>
+    <w:rsid w:val="001835E9"/>
+    <w:rsid w:val="00367C25"/>
+    <w:rsid w:val="008D22E5"/>
+    <w:rsid w:val="00B93E4A"/>
+    <w:rsid w:val="00DF19CE"/>
+    <w:rsid w:val="00E65983"/>
+  </w:rsids>
+  <m:mathPr>
+    <m:mathFont m:val="Cambria Math"/>
+    <m:brkBin m:val="before"/>
+    <m:brkBinSub m:val="--"/>
+    <m:smallFrac m:val="0"/>
+    <m:dispDef/>
+    <m:lMargin m:val="0"/>
+    <m:rMargin m:val="0"/>
+    <m:defJc m:val="centerGroup"/>
+    <m:wrapIndent m:val="1440"/>
+    <m:intLim m:val="subSup"/>
+    <m:naryLim m:val="undOvr"/>
+  </m:mathPr>
+  <w:themeFontLang w:val="en-US"/>
+  <w:clrSchemeMapping w:bg1="light1" w:t1="dark1" w:bg2="light2" w:t2="dark2" w:accent1="accent1" w:accent2="accent2" w:accent3="accent3" w:accent4="accent4" w:accent5="accent5" w:accent6="accent6" w:hyperlink="hyperlink" w:followedHyperlink="followedHyperlink"/>
+  <w:decimalSymbol w:val="."/>
+  <w:listSeparator w:val=","/>
+  <w15:chartTrackingRefBased/>
+</w:settings>
+</file>
+
+<file path=word/glossary/styles.xml><?xml version="1.0" encoding="utf-8"?>
+<w:styles xmlns:mc="http://schemas.openxmlformats.org/markup-compatibility/2006" xmlns:r="http://schemas.openxmlformats.org/officeDocument/2006/relationships" xmlns:w="http://schemas.openxmlformats.org/wordprocessingml/2006/main" xmlns:w14="http://schemas.microsoft.com/office/word/2010/wordml" xmlns:w15="http://schemas.microsoft.com/office/word/2012/wordml" xmlns:w16cex="http://schemas.microsoft.com/office/word/2018/wordml/cex" xmlns:w16cid="http://schemas.microsoft.com/office/word/2016/wordml/cid" xmlns:w16="http://schemas.microsoft.com/office/word/2018/wordml" xmlns:w16du="http://schemas.microsoft.com/office/word/2023/wordml/word16du" xmlns:w16sdtdh="http://schemas.microsoft.com/office/word/2020/wordml/sdtdatahash" xmlns:w16sdtfl="http://schemas.microsoft.com/office/word/2024/wordml/sdtformatlock" xmlns:w16se="http://schemas.microsoft.com/office/word/2015/wordml/symex" mc:Ignorable="w14 w15 w16se w16cid w16 w16cex w16sdtdh w16sdtfl w16du">
+  <w:docDefaults>
+    <w:rPrDefault>
+      <w:rPr>
+        <w:rFonts w:asciiTheme="minorHAnsi" w:eastAsiaTheme="minorEastAsia" w:hAnsiTheme="minorHAnsi" w:cstheme="minorBidi"/>
+        <w:kern w:val="2"/>
+        <w:sz w:val="24"/>
+        <w:szCs w:val="24"/>
+        <w:lang w:val="en-US" w:eastAsia="en-US" w:bidi="ar-SA"/>
+        <w14:ligatures w14:val="standardContextual"/>
+      </w:rPr>
+    </w:rPrDefault>
+    <w:pPrDefault>
+      <w:pPr>
+        <w:spacing w:after="160" w:line="278" w:lineRule="auto"/>
+      </w:pPr>
+    </w:pPrDefault>
+  </w:docDefaults>
+  <w:latentStyles w:defLockedState="0" w:defUIPriority="99" w:defSemiHidden="0" w:defUnhideWhenUsed="0" w:defQFormat="0" w:count="376">
+    <w:lsdException w:name="Normal" w:uiPriority="0" w:qFormat="1"/>
+    <w:lsdException w:name="heading 1" w:uiPriority="9" w:qFormat="1"/>
+    <w:lsdException w:name="heading 2" w:semiHidden="1" w:uiPriority="9" w:unhideWhenUsed="1" w:qFormat="1"/>
+    <w:lsdException w:name="heading 3" w:semiHidden="1" w:uiPriority="9" w:unhideWhenUsed="1" w:qFormat="1"/>
+    <w:lsdException w:name="heading 4" w:semiHidden="1" w:uiPriority="9" w:unhideWhenUsed="1" w:qFormat="1"/>
+    <w:lsdException w:name="heading 5" w:semiHidden="1" w:uiPriority="9" w:unhideWhenUsed="1" w:qFormat="1"/>
+    <w:lsdException w:name="heading 6" w:semiHidden="1" w:uiPriority="9" w:unhideWhenUsed="1" w:qFormat="1"/>
+    <w:lsdException w:name="heading 7" w:semiHidden="1" w:uiPriority="9" w:unhideWhenUsed="1" w:qFormat="1"/>
+    <w:lsdException w:name="heading 8" w:semiHidden="1" w:uiPriority="9" w:unhideWhenUsed="1" w:qFormat="1"/>
+    <w:lsdException w:name="heading 9" w:semiHidden="1" w:uiPriority="9" w:unhideWhenUsed="1" w:qFormat="1"/>
+    <w:lsdException w:name="index 1" w:semiHidden="1" w:unhideWhenUsed="1"/>
+    <w:lsdException w:name="index 2" w:semiHidden="1" w:unhideWhenUsed="1"/>
+    <w:lsdException w:name="index 3" w:semiHidden="1" w:unhideWhenUsed="1"/>
+    <w:lsdException w:name="index 4" w:semiHidden="1" w:unhideWhenUsed="1"/>
+    <w:lsdException w:name="index 5" w:semiHidden="1" w:unhideWhenUsed="1"/>
+    <w:lsdException w:name="index 6" w:semiHidden="1" w:unhideWhenUsed="1"/>
+    <w:lsdException w:name="index 7" w:semiHidden="1" w:unhideWhenUsed="1"/>
+    <w:lsdException w:name="index 8" w:semiHidden="1" w:unhideWhenUsed="1"/>
+    <w:lsdException w:name="index 9" w:semiHidden="1" w:unhideWhenUsed="1"/>
+    <w:lsdException w:name="toc 1" w:semiHidden="1" w:uiPriority="39" w:unhideWhenUsed="1"/>
+    <w:lsdException w:name="toc 2" w:semiHidden="1" w:uiPriority="39" w:unhideWhenUsed="1"/>
+    <w:lsdException w:name="toc 3" w:semiHidden="1" w:uiPriority="39" w:unhideWhenUsed="1"/>
+    <w:lsdException w:name="toc 4" w:semiHidden="1" w:uiPriority="39" w:unhideWhenUsed="1"/>
+    <w:lsdException w:name="toc 5" w:semiHidden="1" w:uiPriority="39" w:unhideWhenUsed="1"/>
+    <w:lsdException w:name="toc 6" w:semiHidden="1" w:uiPriority="39" w:unhideWhenUsed="1"/>
+    <w:lsdException w:name="toc 7" w:semiHidden="1" w:uiPriority="39" w:unhideWhenUsed="1"/>
+    <w:lsdException w:name="toc 8" w:semiHidden="1" w:uiPriority="39" w:unhideWhenUsed="1"/>
+    <w:lsdException w:name="toc 9" w:semiHidden="1" w:uiPriority="39" w:unhideWhenUsed="1"/>
+    <w:lsdException w:name="Normal Indent" w:semiHidden="1" w:unhideWhenUsed="1"/>
+    <w:lsdException w:name="footnote text" w:semiHidden="1" w:unhideWhenUsed="1"/>
+    <w:lsdException w:name="annotation text" w:semiHidden="1" w:unhideWhenUsed="1"/>
+    <w:lsdException w:name="header" w:semiHidden="1" w:unhideWhenUsed="1"/>
+    <w:lsdException w:name="footer" w:semiHidden="1" w:unhideWhenUsed="1"/>
+    <w:lsdException w:name="index heading" w:semiHidden="1" w:unhideWhenUsed="1"/>
+    <w:lsdException w:name="caption" w:semiHidden="1" w:uiPriority="35" w:unhideWhenUsed="1" w:qFormat="1"/>
+    <w:lsdException w:name="table of figures" w:semiHidden="1" w:unhideWhenUsed="1"/>
+    <w:lsdException w:name="envelope address" w:semiHidden="1" w:unhideWhenUsed="1"/>
+    <w:lsdException w:name="envelope return" w:semiHidden="1" w:unhideWhenUsed="1"/>
+    <w:lsdException w:name="footnote reference" w:semiHidden="1" w:unhideWhenUsed="1"/>
+    <w:lsdException w:name="annotation reference" w:semiHidden="1" w:unhideWhenUsed="1"/>
+    <w:lsdException w:name="line number" w:semiHidden="1" w:unhideWhenUsed="1"/>
+    <w:lsdException w:name="page number" w:semiHidden="1" w:unhideWhenUsed="1"/>
+    <w:lsdException w:name="endnote reference" w:semiHidden="1" w:unhideWhenUsed="1"/>
+    <w:lsdException w:name="endnote text" w:semiHidden="1" w:unhideWhenUsed="1"/>
+    <w:lsdException w:name="table of authorities" w:semiHidden="1" w:unhideWhenUsed="1"/>
+    <w:lsdException w:name="macro" w:semiHidden="1" w:unhideWhenUsed="1"/>
+    <w:lsdException w:name="toa heading" w:semiHidden="1" w:unhideWhenUsed="1"/>
+    <w:lsdException w:name="List" w:semiHidden="1" w:unhideWhenUsed="1"/>
+    <w:lsdException w:name="List Bullet" w:semiHidden="1" w:unhideWhenUsed="1"/>
+    <w:lsdException w:name="List Number" w:semiHidden="1" w:unhideWhenUsed="1"/>
+    <w:lsdException w:name="List 2" w:semiHidden="1" w:unhideWhenUsed="1"/>
+    <w:lsdException w:name="List 3" w:semiHidden="1" w:unhideWhenUsed="1"/>
+    <w:lsdException w:name="List 4" w:semiHidden="1" w:unhideWhenUsed="1"/>
+    <w:lsdException w:name="List 5" w:semiHidden="1" w:unhideWhenUsed="1"/>
+    <w:lsdException w:name="List Bullet 2" w:semiHidden="1" w:unhideWhenUsed="1"/>
+    <w:lsdException w:name="List Bullet 3" w:semiHidden="1" w:unhideWhenUsed="1"/>
+    <w:lsdException w:name="List Bullet 4" w:semiHidden="1" w:unhideWhenUsed="1"/>
+    <w:lsdException w:name="List Bullet 5" w:semiHidden="1" w:unhideWhenUsed="1"/>
+    <w:lsdException w:name="List Number 2" w:semiHidden="1" w:unhideWhenUsed="1"/>
+    <w:lsdException w:name="List Number 3" w:semiHidden="1" w:unhideWhenUsed="1"/>
+    <w:lsdException w:name="List Number 4" w:semiHidden="1" w:unhideWhenUsed="1"/>
+    <w:lsdException w:name="List Number 5" w:semiHidden="1" w:unhideWhenUsed="1"/>
+    <w:lsdException w:name="Title" w:uiPriority="10" w:qFormat="1"/>
+    <w:lsdException w:name="Closing" w:semiHidden="1" w:unhideWhenUsed="1"/>
+    <w:lsdException w:name="Signature" w:semiHidden="1" w:unhideWhenUsed="1"/>
+    <w:lsdException w:name="Default Paragraph Font" w:semiHidden="1" w:uiPriority="1" w:unhideWhenUsed="1"/>
+    <w:lsdException w:name="Body Text" w:semiHidden="1" w:unhideWhenUsed="1"/>
+    <w:lsdException w:name="Body Text Indent" w:semiHidden="1" w:unhideWhenUsed="1"/>
+    <w:lsdException w:name="List Continue" w:semiHidden="1" w:unhideWhenUsed="1"/>
+    <w:lsdException w:name="List Continue 2" w:semiHidden="1" w:unhideWhenUsed="1"/>
+    <w:lsdException w:name="List Continue 3" w:semiHidden="1" w:unhideWhenUsed="1"/>
+    <w:lsdException w:name="List Continue 4" w:semiHidden="1" w:unhideWhenUsed="1"/>
+    <w:lsdException w:name="List Continue 5" w:semiHidden="1" w:unhideWhenUsed="1"/>
+    <w:lsdException w:name="Message Header" w:semiHidden="1" w:unhideWhenUsed="1"/>
+    <w:lsdException w:name="Subtitle" w:uiPriority="11" w:qFormat="1"/>
+    <w:lsdException w:name="Salutation" w:semiHidden="1" w:unhideWhenUsed="1"/>
+    <w:lsdException w:name="Date" w:semiHidden="1" w:unhideWhenUsed="1"/>
+    <w:lsdException w:name="Body Text First Indent" w:semiHidden="1" w:unhideWhenUsed="1"/>
+    <w:lsdException w:name="Body Text First Indent 2" w:semiHidden="1" w:unhideWhenUsed="1"/>
+    <w:lsdException w:name="Note Heading" w:semiHidden="1" w:unhideWhenUsed="1"/>
+    <w:lsdException w:name="Body Text 2" w:semiHidden="1" w:unhideWhenUsed="1"/>
+    <w:lsdException w:name="Body Text 3" w:semiHidden="1" w:unhideWhenUsed="1"/>
+    <w:lsdException w:name="Body Text Indent 2" w:semiHidden="1" w:unhideWhenUsed="1"/>
+    <w:lsdException w:name="Body Text Indent 3" w:semiHidden="1" w:unhideWhenUsed="1"/>
+    <w:lsdException w:name="Block Text" w:semiHidden="1" w:unhideWhenUsed="1"/>
+    <w:lsdException w:name="Hyperlink" w:semiHidden="1" w:unhideWhenUsed="1"/>
+    <w:lsdException w:name="FollowedHyperlink" w:semiHidden="1" w:unhideWhenUsed="1"/>
+    <w:lsdException w:name="Strong" w:uiPriority="22" w:qFormat="1"/>
+    <w:lsdException w:name="Emphasis" w:uiPriority="20" w:qFormat="1"/>
+    <w:lsdException w:name="Document Map" w:semiHidden="1" w:unhideWhenUsed="1"/>
+    <w:lsdException w:name="Plain Text" w:semiHidden="1" w:unhideWhenUsed="1"/>
+    <w:lsdException w:name="E-mail Signature" w:semiHidden="1" w:unhideWhenUsed="1"/>
+    <w:lsdException w:name="HTML Top of Form" w:semiHidden="1" w:unhideWhenUsed="1"/>
+    <w:lsdException w:name="HTML Bottom of Form" w:semiHidden="1" w:unhideWhenUsed="1"/>
+    <w:lsdException w:name="Normal (Web)" w:semiHidden="1" w:unhideWhenUsed="1"/>
+    <w:lsdException w:name="HTML Acronym" w:semiHidden="1" w:unhideWhenUsed="1"/>
+    <w:lsdException w:name="HTML Address" w:semiHidden="1" w:unhideWhenUsed="1"/>
+    <w:lsdException w:name="HTML Cite" w:semiHidden="1" w:unhideWhenUsed="1"/>
+    <w:lsdException w:name="HTML Code" w:semiHidden="1" w:unhideWhenUsed="1"/>
+    <w:lsdException w:name="HTML Definition" w:semiHidden="1" w:unhideWhenUsed="1"/>
+    <w:lsdException w:name="HTML Keyboard" w:semiHidden="1" w:unhideWhenUsed="1"/>
+    <w:lsdException w:name="HTML Preformatted" w:semiHidden="1" w:unhideWhenUsed="1"/>
+    <w:lsdException w:name="HTML Sample" w:semiHidden="1" w:unhideWhenUsed="1"/>
+    <w:lsdException w:name="HTML Typewriter" w:semiHidden="1" w:unhideWhenUsed="1"/>
+    <w:lsdException w:name="HTML Variable" w:semiHidden="1" w:unhideWhenUsed="1"/>
+    <w:lsdException w:name="Normal Table" w:semiHidden="1" w:unhideWhenUsed="1"/>
+    <w:lsdException w:name="annotation subject" w:semiHidden="1" w:unhideWhenUsed="1"/>
+    <w:lsdException w:name="No List" w:semiHidden="1" w:unhideWhenUsed="1"/>
+    <w:lsdException w:name="Outline List 1" w:semiHidden="1" w:unhideWhenUsed="1"/>
+    <w:lsdException w:name="Outline List 2" w:semiHidden="1" w:unhideWhenUsed="1"/>
+    <w:lsdException w:name="Outline List 3" w:semiHidden="1" w:unhideWhenUsed="1"/>
+    <w:lsdException w:name="Table Simple 1" w:semiHidden="1" w:unhideWhenUsed="1"/>
+    <w:lsdException w:name="Table Simple 2" w:semiHidden="1" w:unhideWhenUsed="1"/>
+    <w:lsdException w:name="Table Simple 3" w:semiHidden="1" w:unhideWhenUsed="1"/>
+    <w:lsdException w:name="Table Classic 1" w:semiHidden="1" w:unhideWhenUsed="1"/>
+    <w:lsdException w:name="Table Classic 2" w:semiHidden="1" w:unhideWhenUsed="1"/>
+    <w:lsdException w:name="Table Classic 3" w:semiHidden="1" w:unhideWhenUsed="1"/>
+    <w:lsdException w:name="Table Classic 4" w:semiHidden="1" w:unhideWhenUsed="1"/>
+    <w:lsdException w:name="Table Colorful 1" w:semiHidden="1" w:unhideWhenUsed="1"/>
+    <w:lsdException w:name="Table Colorful 2" w:semiHidden="1" w:unhideWhenUsed="1"/>
+    <w:lsdException w:name="Table Colorful 3" w:semiHidden="1" w:unhideWhenUsed="1"/>
+    <w:lsdException w:name="Table Columns 1" w:semiHidden="1" w:unhideWhenUsed="1"/>
+    <w:lsdException w:name="Table Columns 2" w:semiHidden="1" w:unhideWhenUsed="1"/>
+    <w:lsdException w:name="Table Columns 3" w:semiHidden="1" w:unhideWhenUsed="1"/>
+    <w:lsdException w:name="Table Columns 4" w:semiHidden="1" w:unhideWhenUsed="1"/>
+    <w:lsdException w:name="Table Columns 5" w:semiHidden="1" w:unhideWhenUsed="1"/>
+    <w:lsdException w:name="Table Grid 1" w:semiHidden="1" w:unhideWhenUsed="1"/>
+    <w:lsdException w:name="Table Grid 2" w:semiHidden="1" w:unhideWhenUsed="1"/>
+    <w:lsdException w:name="Table Grid 3" w:semiHidden="1" w:unhideWhenUsed="1"/>
+    <w:lsdException w:name="Table Grid 4" w:semiHidden="1" w:unhideWhenUsed="1"/>
+    <w:lsdException w:name="Table Grid 5" w:semiHidden="1" w:unhideWhenUsed="1"/>
+    <w:lsdException w:name="Table Grid 6" w:semiHidden="1" w:unhideWhenUsed="1"/>
+    <w:lsdException w:name="Table Grid 7" w:semiHidden="1" w:unhideWhenUsed="1"/>
+    <w:lsdException w:name="Table Grid 8" w:semiHidden="1" w:unhideWhenUsed="1"/>
+    <w:lsdException w:name="Table List 1" w:semiHidden="1" w:unhideWhenUsed="1"/>
+    <w:lsdException w:name="Table List 2" w:semiHidden="1" w:unhideWhenUsed="1"/>
+    <w:lsdException w:name="Table List 3" w:semiHidden="1" w:unhideWhenUsed="1"/>
+    <w:lsdException w:name="Table List 4" w:semiHidden="1" w:unhideWhenUsed="1"/>
+    <w:lsdException w:name="Table List 5" w:semiHidden="1" w:unhideWhenUsed="1"/>
+    <w:lsdException w:name="Table List 6" w:semiHidden="1" w:unhideWhenUsed="1"/>
+    <w:lsdException w:name="Table List 7" w:semiHidden="1" w:unhideWhenUsed="1"/>
+    <w:lsdException w:name="Table List 8" w:semiHidden="1" w:unhideWhenUsed="1"/>
+    <w:lsdException w:name="Table 3D effects 1" w:semiHidden="1" w:unhideWhenUsed="1"/>
+    <w:lsdException w:name="Table 3D effects 2" w:semiHidden="1" w:unhideWhenUsed="1"/>
+    <w:lsdException w:name="Table 3D effects 3" w:semiHidden="1" w:unhideWhenUsed="1"/>
+    <w:lsdException w:name="Table Contemporary" w:semiHidden="1" w:unhideWhenUsed="1"/>
+    <w:lsdException w:name="Table Elegant" w:semiHidden="1" w:unhideWhenUsed="1"/>
+    <w:lsdException w:name="Table Professional" w:semiHidden="1" w:unhideWhenUsed="1"/>
+    <w:lsdException w:name="Table Subtle 1" w:semiHidden="1" w:unhideWhenUsed="1"/>
+    <w:lsdException w:name="Table Subtle 2" w:semiHidden="1" w:unhideWhenUsed="1"/>
+    <w:lsdException w:name="Table Web 1" w:semiHidden="1" w:unhideWhenUsed="1"/>
+    <w:lsdException w:name="Table Web 2" w:semiHidden="1" w:unhideWhenUsed="1"/>
+    <w:lsdException w:name="Table Web 3" w:semiHidden="1" w:unhideWhenUsed="1"/>
+    <w:lsdException w:name="Balloon Text" w:semiHidden="1" w:unhideWhenUsed="1"/>
+    <w:lsdException w:name="Table Grid" w:uiPriority="39"/>
+    <w:lsdException w:name="Table Theme" w:semiHidden="1" w:unhideWhenUsed="1"/>
+    <w:lsdException w:name="Placeholder Text" w:semiHidden="1"/>
+    <w:lsdException w:name="No Spacing" w:uiPriority="1" w:qFormat="1"/>
+    <w:lsdException w:name="Light Shading" w:uiPriority="60"/>
+    <w:lsdException w:name="Light List" w:uiPriority="61"/>
+    <w:lsdException w:name="Light Grid" w:uiPriority="62"/>
+    <w:lsdException w:name="Medium Shading 1" w:uiPriority="63"/>
+    <w:lsdException w:name="Medium Shading 2" w:uiPriority="64"/>
+    <w:lsdException w:name="Medium List 1" w:uiPriority="65"/>
+    <w:lsdException w:name="Medium List 2" w:uiPriority="66"/>
+    <w:lsdException w:name="Medium Grid 1" w:uiPriority="67"/>
+    <w:lsdException w:name="Medium Grid 2" w:uiPriority="68"/>
+    <w:lsdException w:name="Medium Grid 3" w:uiPriority="69"/>
+    <w:lsdException w:name="Dark List" w:uiPriority="70"/>
+    <w:lsdException w:name="Colorful Shading" w:uiPriority="71"/>
+    <w:lsdException w:name="Colorful List" w:uiPriority="72"/>
+    <w:lsdException w:name="Colorful Grid" w:uiPriority="73"/>
+    <w:lsdException w:name="Light Shading Accent 1" w:uiPriority="60"/>
+    <w:lsdException w:name="Light List Accent 1" w:uiPriority="61"/>
+    <w:lsdException w:name="Light Grid Accent 1" w:uiPriority="62"/>
+    <w:lsdException w:name="Medium Shading 1 Accent 1" w:uiPriority="63"/>
+    <w:lsdException w:name="Medium Shading 2 Accent 1" w:uiPriority="64"/>
+    <w:lsdException w:name="Medium List 1 Accent 1" w:uiPriority="65"/>
+    <w:lsdException w:name="Revision" w:semiHidden="1"/>
+    <w:lsdException w:name="List Paragraph" w:uiPriority="34" w:qFormat="1"/>
+    <w:lsdException w:name="Quote" w:uiPriority="29" w:qFormat="1"/>
+    <w:lsdException w:name="Intense Quote" w:uiPriority="30" w:qFormat="1"/>
+    <w:lsdException w:name="Medium List 2 Accent 1" w:uiPriority="66"/>
+    <w:lsdException w:name="Medium Grid 1 Accent 1" w:uiPriority="67"/>
+    <w:lsdException w:name="Medium Grid 2 Accent 1" w:uiPriority="68"/>
+    <w:lsdException w:name="Medium Grid 3 Accent 1" w:uiPriority="69"/>
+    <w:lsdException w:name="Dark List Accent 1" w:uiPriority="70"/>
+    <w:lsdException w:name="Colorful Shading Accent 1" w:uiPriority="71"/>
+    <w:lsdException w:name="Colorful List Accent 1" w:uiPriority="72"/>
+    <w:lsdException w:name="Colorful Grid Accent 1" w:uiPriority="73"/>
+    <w:lsdException w:name="Light Shading Accent 2" w:uiPriority="60"/>
+    <w:lsdException w:name="Light List Accent 2" w:uiPriority="61"/>
+    <w:lsdException w:name="Light Grid Accent 2" w:uiPriority="62"/>
+    <w:lsdException w:name="Medium Shading 1 Accent 2" w:uiPriority="63"/>
+    <w:lsdException w:name="Medium Shading 2 Accent 2" w:uiPriority="64"/>
+    <w:lsdException w:name="Medium List 1 Accent 2" w:uiPriority="65"/>
+    <w:lsdException w:name="Medium List 2 Accent 2" w:uiPriority="66"/>
+    <w:lsdException w:name="Medium Grid 1 Accent 2" w:uiPriority="67"/>
+    <w:lsdException w:name="Medium Grid 2 Accent 2" w:uiPriority="68"/>
+    <w:lsdException w:name="Medium Grid 3 Accent 2" w:uiPriority="69"/>
+    <w:lsdException w:name="Dark List Accent 2" w:uiPriority="70"/>
+    <w:lsdException w:name="Colorful Shading Accent 2" w:uiPriority="71"/>
+    <w:lsdException w:name="Colorful List Accent 2" w:uiPriority="72"/>
+    <w:lsdException w:name="Colorful Grid Accent 2" w:uiPriority="73"/>
+    <w:lsdException w:name="Light Shading Accent 3" w:uiPriority="60"/>
+    <w:lsdException w:name="Light List Accent 3" w:uiPriority="61"/>
+    <w:lsdException w:name="Light Grid Accent 3" w:uiPriority="62"/>
+    <w:lsdException w:name="Medium Shading 1 Accent 3" w:uiPriority="63"/>
+    <w:lsdException w:name="Medium Shading 2 Accent 3" w:uiPriority="64"/>
+    <w:lsdException w:name="Medium List 1 Accent 3" w:uiPriority="65"/>
+    <w:lsdException w:name="Medium List 2 Accent 3" w:uiPriority="66"/>
+    <w:lsdException w:name="Medium Grid 1 Accent 3" w:uiPriority="67"/>
+    <w:lsdException w:name="Medium Grid 2 Accent 3" w:uiPriority="68"/>
+    <w:lsdException w:name="Medium Grid 3 Accent 3" w:uiPriority="69"/>
+    <w:lsdException w:name="Dark List Accent 3" w:uiPriority="70"/>
+    <w:lsdException w:name="Colorful Shading Accent 3" w:uiPriority="71"/>
+    <w:lsdException w:name="Colorful List Accent 3" w:uiPriority="72"/>
+    <w:lsdException w:name="Colorful Grid Accent 3" w:uiPriority="73"/>
+    <w:lsdException w:name="Light Shading Accent 4" w:uiPriority="60"/>
+    <w:lsdException w:name="Light List Accent 4" w:uiPriority="61"/>
+    <w:lsdException w:name="Light Grid Accent 4" w:uiPriority="62"/>
+    <w:lsdException w:name="Medium Shading 1 Accent 4" w:uiPriority="63"/>
+    <w:lsdException w:name="Medium Shading 2 Accent 4" w:uiPriority="64"/>
+    <w:lsdException w:name="Medium List 1 Accent 4" w:uiPriority="65"/>
+    <w:lsdException w:name="Medium List 2 Accent 4" w:uiPriority="66"/>
+    <w:lsdException w:name="Medium Grid 1 Accent 4" w:uiPriority="67"/>
+    <w:lsdException w:name="Medium Grid 2 Accent 4" w:uiPriority="68"/>
+    <w:lsdException w:name="Medium Grid 3 Accent 4" w:uiPriority="69"/>
+    <w:lsdException w:name="Dark List Accent 4" w:uiPriority="70"/>
+    <w:lsdException w:name="Colorful Shading Accent 4" w:uiPriority="71"/>
+    <w:lsdException w:name="Colorful List Accent 4" w:uiPriority="72"/>
+    <w:lsdException w:name="Colorful Grid Accent 4" w:uiPriority="73"/>
+    <w:lsdException w:name="Light Shading Accent 5" w:uiPriority="60"/>
+    <w:lsdException w:name="Light List Accent 5" w:uiPriority="61"/>
+    <w:lsdException w:name="Light Grid Accent 5" w:uiPriority="62"/>
+    <w:lsdException w:name="Medium Shading 1 Accent 5" w:uiPriority="63"/>
+    <w:lsdException w:name="Medium Shading 2 Accent 5" w:uiPriority="64"/>
+    <w:lsdException w:name="Medium List 1 Accent 5" w:uiPriority="65"/>
+    <w:lsdException w:name="Medium List 2 Accent 5" w:uiPriority="66"/>
+    <w:lsdException w:name="Medium Grid 1 Accent 5" w:uiPriority="67"/>
+    <w:lsdException w:name="Medium Grid 2 Accent 5" w:uiPriority="68"/>
+    <w:lsdException w:name="Medium Grid 3 Accent 5" w:uiPriority="69"/>
+    <w:lsdException w:name="Dark List Accent 5" w:uiPriority="70"/>
+    <w:lsdException w:name="Colorful Shading Accent 5" w:uiPriority="71"/>
+    <w:lsdException w:name="Colorful List Accent 5" w:uiPriority="72"/>
+    <w:lsdException w:name="Colorful Grid Accent 5" w:uiPriority="73"/>
+    <w:lsdException w:name="Light Shading Accent 6" w:uiPriority="60"/>
+    <w:lsdException w:name="Light List Accent 6" w:uiPriority="61"/>
+    <w:lsdException w:name="Light Grid Accent 6" w:uiPriority="62"/>
+    <w:lsdException w:name="Medium Shading 1 Accent 6" w:uiPriority="63"/>
+    <w:lsdException w:name="Medium Shading 2 Accent 6" w:uiPriority="64"/>
+    <w:lsdException w:name="Medium List 1 Accent 6" w:uiPriority="65"/>
+    <w:lsdException w:name="Medium List 2 Accent 6" w:uiPriority="66"/>
+    <w:lsdException w:name="Medium Grid 1 Accent 6" w:uiPriority="67"/>
+    <w:lsdException w:name="Medium Grid 2 Accent 6" w:uiPriority="68"/>
+    <w:lsdException w:name="Medium Grid 3 Accent 6" w:uiPriority="69"/>
+    <w:lsdException w:name="Dark List Accent 6" w:uiPriority="70"/>
+    <w:lsdException w:name="Colorful Shading Accent 6" w:uiPriority="71"/>
+    <w:lsdException w:name="Colorful List Accent 6" w:uiPriority="72"/>
+    <w:lsdException w:name="Colorful Grid Accent 6" w:uiPriority="73"/>
+    <w:lsdException w:name="Subtle Emphasis" w:uiPriority="19" w:qFormat="1"/>
+    <w:lsdException w:name="Intense Emphasis" w:uiPriority="21" w:qFormat="1"/>
+    <w:lsdException w:name="Subtle Reference" w:uiPriority="31" w:qFormat="1"/>
+    <w:lsdException w:name="Intense Reference" w:uiPriority="32" w:qFormat="1"/>
+    <w:lsdException w:name="Book Title" w:uiPriority="33" w:qFormat="1"/>
+    <w:lsdException w:name="Bibliography" w:semiHidden="1" w:uiPriority="37" w:unhideWhenUsed="1"/>
+    <w:lsdException w:name="TOC Heading" w:semiHidden="1" w:uiPriority="39" w:unhideWhenUsed="1" w:qFormat="1"/>
+    <w:lsdException w:name="Plain Table 1" w:uiPriority="41"/>
+    <w:lsdException w:name="Plain Table 2" w:uiPriority="42"/>
+    <w:lsdException w:name="Plain Table 3" w:uiPriority="43"/>
+    <w:lsdException w:name="Plain Table 4" w:uiPriority="44"/>
+    <w:lsdException w:name="Plain Table 5" w:uiPriority="45"/>
+    <w:lsdException w:name="Grid Table Light" w:uiPriority="40"/>
+    <w:lsdException w:name="Grid Table 1 Light" w:uiPriority="46"/>
+    <w:lsdException w:name="Grid Table 2" w:uiPriority="47"/>
+    <w:lsdException w:name="Grid Table 3" w:uiPriority="48"/>
+    <w:lsdException w:name="Grid Table 4" w:uiPriority="49"/>
+    <w:lsdException w:name="Grid Table 5 Dark" w:uiPriority="50"/>
+    <w:lsdException w:name="Grid Table 6 Colorful" w:uiPriority="51"/>
+    <w:lsdException w:name="Grid Table 7 Colorful" w:uiPriority="52"/>
+    <w:lsdException w:name="Grid Table 1 Light Accent 1" w:uiPriority="46"/>
+    <w:lsdException w:name="Grid Table 2 Accent 1" w:uiPriority="47"/>
+    <w:lsdException w:name="Grid Table 3 Accent 1" w:uiPriority="48"/>
+    <w:lsdException w:name="Grid Table 4 Accent 1" w:uiPriority="49"/>
+    <w:lsdException w:name="Grid Table 5 Dark Accent 1" w:uiPriority="50"/>
+    <w:lsdException w:name="Grid Table 6 Colorful Accent 1" w:uiPriority="51"/>
+    <w:lsdException w:name="Grid Table 7 Colorful Accent 1" w:uiPriority="52"/>
+    <w:lsdException w:name="Grid Table 1 Light Accent 2" w:uiPriority="46"/>
+    <w:lsdException w:name="Grid Table 2 Accent 2" w:uiPriority="47"/>
+    <w:lsdException w:name="Grid Table 3 Accent 2" w:uiPriority="48"/>
+    <w:lsdException w:name="Grid Table 4 Accent 2" w:uiPriority="49"/>
+    <w:lsdException w:name="Grid Table 5 Dark Accent 2" w:uiPriority="50"/>
+    <w:lsdException w:name="Grid Table 6 Colorful Accent 2" w:uiPriority="51"/>
+    <w:lsdException w:name="Grid Table 7 Colorful Accent 2" w:uiPriority="52"/>
+    <w:lsdException w:name="Grid Table 1 Light Accent 3" w:uiPriority="46"/>
+    <w:lsdException w:name="Grid Table 2 Accent 3" w:uiPriority="47"/>
+    <w:lsdException w:name="Grid Table 3 Accent 3" w:uiPriority="48"/>
+    <w:lsdException w:name="Grid Table 4 Accent 3" w:uiPriority="49"/>
+    <w:lsdException w:name="Grid Table 5 Dark Accent 3" w:uiPriority="50"/>
+    <w:lsdException w:name="Grid Table 6 Colorful Accent 3" w:uiPriority="51"/>
+    <w:lsdException w:name="Grid Table 7 Colorful Accent 3" w:uiPriority="52"/>
+    <w:lsdException w:name="Grid Table 1 Light Accent 4" w:uiPriority="46"/>
+    <w:lsdException w:name="Grid Table 2 Accent 4" w:uiPriority="47"/>
+    <w:lsdException w:name="Grid Table 3 Accent 4" w:uiPriority="48"/>
+    <w:lsdException w:name="Grid Table 4 Accent 4" w:uiPriority="49"/>
+    <w:lsdException w:name="Grid Table 5 Dark Accent 4" w:uiPriority="50"/>
+    <w:lsdException w:name="Grid Table 6 Colorful Accent 4" w:uiPriority="51"/>
+    <w:lsdException w:name="Grid Table 7 Colorful Accent 4" w:uiPriority="52"/>
+    <w:lsdException w:name="Grid Table 1 Light Accent 5" w:uiPriority="46"/>
+    <w:lsdException w:name="Grid Table 2 Accent 5" w:uiPriority="47"/>
+    <w:lsdException w:name="Grid Table 3 Accent 5" w:uiPriority="48"/>
+    <w:lsdException w:name="Grid Table 4 Accent 5" w:uiPriority="49"/>
+    <w:lsdException w:name="Grid Table 5 Dark Accent 5" w:uiPriority="50"/>
+    <w:lsdException w:name="Grid Table 6 Colorful Accent 5" w:uiPriority="51"/>
+    <w:lsdException w:name="Grid Table 7 Colorful Accent 5" w:uiPriority="52"/>
+    <w:lsdException w:name="Grid Table 1 Light Accent 6" w:uiPriority="46"/>
+    <w:lsdException w:name="Grid Table 2 Accent 6" w:uiPriority="47"/>
+    <w:lsdException w:name="Grid Table 3 Accent 6" w:uiPriority="48"/>
+    <w:lsdException w:name="Grid Table 4 Accent 6" w:uiPriority="49"/>
+    <w:lsdException w:name="Grid Table 5 Dark Accent 6" w:uiPriority="50"/>
+    <w:lsdException w:name="Grid Table 6 Colorful Accent 6" w:uiPriority="51"/>
+    <w:lsdException w:name="Grid Table 7 Colorful Accent 6" w:uiPriority="52"/>
+    <w:lsdException w:name="List Table 1 Light" w:uiPriority="46"/>
+    <w:lsdException w:name="List Table 2" w:uiPriority="47"/>
+    <w:lsdException w:name="List Table 3" w:uiPriority="48"/>
+    <w:lsdException w:name="List Table 4" w:uiPriority="49"/>
+    <w:lsdException w:name="List Table 5 Dark" w:uiPriority="50"/>
+    <w:lsdException w:name="List Table 6 Colorful" w:uiPriority="51"/>
+    <w:lsdException w:name="List Table 7 Colorful" w:uiPriority="52"/>
+    <w:lsdException w:name="List Table 1 Light Accent 1" w:uiPriority="46"/>
+    <w:lsdException w:name="List Table 2 Accent 1" w:uiPriority="47"/>
+    <w:lsdException w:name="List Table 3 Accent 1" w:uiPriority="48"/>
+    <w:lsdException w:name="List Table 4 Accent 1" w:uiPriority="49"/>
+    <w:lsdException w:name="List Table 5 Dark Accent 1" w:uiPriority="50"/>
+    <w:lsdException w:name="List Table 6 Colorful Accent 1" w:uiPriority="51"/>
+    <w:lsdException w:name="List Table 7 Colorful Accent 1" w:uiPriority="52"/>
+    <w:lsdException w:name="List Table 1 Light Accent 2" w:uiPriority="46"/>
+    <w:lsdException w:name="List Table 2 Accent 2" w:uiPriority="47"/>
+    <w:lsdException w:name="List Table 3 Accent 2" w:uiPriority="48"/>
+    <w:lsdException w:name="List Table 4 Accent 2" w:uiPriority="49"/>
+    <w:lsdException w:name="List Table 5 Dark Accent 2" w:uiPriority="50"/>
+    <w:lsdException w:name="List Table 6 Colorful Accent 2" w:uiPriority="51"/>
+    <w:lsdException w:name="List Table 7 Colorful Accent 2" w:uiPriority="52"/>
+    <w:lsdException w:name="List Table 1 Light Accent 3" w:uiPriority="46"/>
+    <w:lsdException w:name="List Table 2 Accent 3" w:uiPriority="47"/>
+    <w:lsdException w:name="List Table 3 Accent 3" w:uiPriority="48"/>
+    <w:lsdException w:name="List Table 4 Accent 3" w:uiPriority="49"/>
+    <w:lsdException w:name="List Table 5 Dark Accent 3" w:uiPriority="50"/>
+    <w:lsdException w:name="List Table 6 Colorful Accent 3" w:uiPriority="51"/>
+    <w:lsdException w:name="List Table 7 Colorful Accent 3" w:uiPriority="52"/>
+    <w:lsdException w:name="List Table 1 Light Accent 4" w:uiPriority="46"/>
+    <w:lsdException w:name="List Table 2 Accent 4" w:uiPriority="47"/>
+    <w:lsdException w:name="List Table 3 Accent 4" w:uiPriority="48"/>
+    <w:lsdException w:name="List Table 4 Accent 4" w:uiPriority="49"/>
+    <w:lsdException w:name="List Table 5 Dark Accent 4" w:uiPriority="50"/>
+    <w:lsdException w:name="List Table 6 Colorful Accent 4" w:uiPriority="51"/>
+    <w:lsdException w:name="List Table 7 Colorful Accent 4" w:uiPriority="52"/>
+    <w:lsdException w:name="List Table 1 Light Accent 5" w:uiPriority="46"/>
+    <w:lsdException w:name="List Table 2 Accent 5" w:uiPriority="47"/>
+    <w:lsdException w:name="List Table 3 Accent 5" w:uiPriority="48"/>
+    <w:lsdException w:name="List Table 4 Accent 5" w:uiPriority="49"/>
+    <w:lsdException w:name="List Table 5 Dark Accent 5" w:uiPriority="50"/>
+    <w:lsdException w:name="List Table 6 Colorful Accent 5" w:uiPriority="51"/>
+    <w:lsdException w:name="List Table 7 Colorful Accent 5" w:uiPriority="52"/>
+    <w:lsdException w:name="List Table 1 Light Accent 6" w:uiPriority="46"/>
+    <w:lsdException w:name="List Table 2 Accent 6" w:uiPriority="47"/>
+    <w:lsdException w:name="List Table 3 Accent 6" w:uiPriority="48"/>
+    <w:lsdException w:name="List Table 4 Accent 6" w:uiPriority="49"/>
+    <w:lsdException w:name="List Table 5 Dark Accent 6" w:uiPriority="50"/>
+    <w:lsdException w:name="List Table 6 Colorful Accent 6" w:uiPriority="51"/>
+    <w:lsdException w:name="List Table 7 Colorful Accent 6" w:uiPriority="52"/>
+    <w:lsdException w:name="Mention" w:semiHidden="1" w:unhideWhenUsed="1"/>
+    <w:lsdException w:name="Smart Hyperlink" w:semiHidden="1" w:unhideWhenUsed="1"/>
+    <w:lsdException w:name="Hashtag" w:semiHidden="1" w:unhideWhenUsed="1"/>
+    <w:lsdException w:name="Unresolved Mention" w:semiHidden="1" w:unhideWhenUsed="1"/>
+    <w:lsdException w:name="Smart Link" w:semiHidden="1" w:unhideWhenUsed="1"/>
+  </w:latentStyles>
+  <w:style w:type="paragraph" w:default="1" w:styleId="Normal">
+    <w:name w:val="Normal"/>
+    <w:qFormat/>
+  </w:style>
+  <w:style w:type="character" w:default="1" w:styleId="DefaultParagraphFont">
+    <w:name w:val="Default Paragraph Font"/>
+    <w:uiPriority w:val="1"/>
+    <w:semiHidden/>
+    <w:unhideWhenUsed/>
+  </w:style>
+  <w:style w:type="table" w:default="1" w:styleId="TableNormal">
+    <w:name w:val="Normal Table"/>
+    <w:uiPriority w:val="99"/>
+    <w:semiHidden/>
+    <w:unhideWhenUsed/>
+    <w:tblPr>
+      <w:tblInd w:w="0" w:type="dxa"/>
+      <w:tblCellMar>
+        <w:top w:w="0" w:type="dxa"/>
+        <w:left w:w="108" w:type="dxa"/>
+        <w:bottom w:w="0" w:type="dxa"/>
+        <w:right w:w="108" w:type="dxa"/>
+      </w:tblCellMar>
+    </w:tblPr>
+  </w:style>
+  <w:style w:type="numbering" w:default="1" w:styleId="NoList">
+    <w:name w:val="No List"/>
+    <w:uiPriority w:val="99"/>
+    <w:semiHidden/>
+    <w:unhideWhenUsed/>
+  </w:style>
+  <w:style w:type="character" w:styleId="PlaceholderText">
+    <w:name w:val="Placeholder Text"/>
+    <w:basedOn w:val="DefaultParagraphFont"/>
+    <w:uiPriority w:val="99"/>
+    <w:semiHidden/>
+    <w:rsid w:val="00B93E4A"/>
+    <w:rPr>
+      <w:color w:val="666666"/>
+    </w:rPr>
+  </w:style>
+</w:styles>
+</file>
+
+<file path=word/glossary/webSettings.xml><?xml version="1.0" encoding="utf-8"?>
+<w:webSettings xmlns:mc="http://schemas.openxmlformats.org/markup-compatibility/2006" xmlns:r="http://schemas.openxmlformats.org/officeDocument/2006/relationships" xmlns:w="http://schemas.openxmlformats.org/wordprocessingml/2006/main" xmlns:w14="http://schemas.microsoft.com/office/word/2010/wordml" xmlns:w15="http://schemas.microsoft.com/office/word/2012/wordml" xmlns:w16cex="http://schemas.microsoft.com/office/word/2018/wordml/cex" xmlns:w16cid="http://schemas.microsoft.com/office/word/2016/wordml/cid" xmlns:w16="http://schemas.microsoft.com/office/word/2018/wordml" xmlns:w16du="http://schemas.microsoft.com/office/word/2023/wordml/word16du" xmlns:w16sdtdh="http://schemas.microsoft.com/office/word/2020/wordml/sdtdatahash" xmlns:w16sdtfl="http://schemas.microsoft.com/office/word/2024/wordml/sdtformatlock" xmlns:w16se="http://schemas.microsoft.com/office/word/2015/wordml/symex" mc:Ignorable="w14 w15 w16se w16cid w16 w16cex w16sdtdh w16sdtfl w16du">
+  <w:optimizeForBrowser/>
+  <w:allowPNG/>
+</w:webSettings>
 </file>
 
 <file path=word/theme/theme1.xml><?xml version="1.0" encoding="utf-8"?>
@@ -8600,82 +9577,35 @@
 </a:theme>
 </file>
 
+<file path=word/webextensions/taskpanes.xml><?xml version="1.0" encoding="utf-8"?>
+<wetp:taskpanes xmlns:wetp="http://schemas.microsoft.com/office/webextensions/taskpanes/2010/11">
+  <wetp:taskpane dockstate="right" visibility="0" width="350" row="2">
+    <wetp:webextensionref xmlns:r="http://schemas.openxmlformats.org/officeDocument/2006/relationships" r:id="rId1"/>
+  </wetp:taskpane>
+</wetp:taskpanes>
+</file>
+
+<file path=word/webextensions/webextension1.xml><?xml version="1.0" encoding="utf-8"?>
+<we:webextension xmlns:we="http://schemas.microsoft.com/office/webextensions/webextension/2010/11" id="{48C17BA7-32BD-4F09-A2D3-549294571D66}">
+  <we:reference id="wa104382081" version="1.55.1.0" store="en-US" storeType="OMEX"/>
+  <we:alternateReferences>
+    <we:reference id="WA104382081" version="1.55.1.0" store="" storeType="OMEX"/>
+  </we:alternateReferences>
+  <we:properties>
+    <we:property name="MENDELEY_CITATIONS" value="[{&quot;citationID&quot;:&quot;MENDELEY_CITATION_9a7b280e-0168-4933-a3b4-b5ee3bc3c976&quot;,&quot;properties&quot;:{&quot;noteIndex&quot;:0},&quot;isEdited&quot;:false,&quot;manualOverride&quot;:{&quot;isManuallyOverridden&quot;:false,&quot;citeprocText&quot;:&quot;[1]&quot;,&quot;manualOverrideText&quot;:&quot;&quot;},&quot;citationTag&quot;:&quot;MENDELEY_CITATION_v3_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&quot;,&quot;citationItems&quot;:[{&quot;id&quot;:&quot;ec47b981-28a7-34ae-8dd6-0dcfa783ce80&quot;,&quot;itemData&quot;:{&quot;type&quot;:&quot;article-journal&quot;,&quot;id&quot;:&quot;ec47b981-28a7-34ae-8dd6-0dcfa783ce80&quot;,&quot;title&quot;:&quot;A Comparison of Prediction Methods for Credit Default on Peer to Peer Lending using Machine Learning&quot;,&quot;author&quot;:[{&quot;family&quot;:&quot;Setiawan&quot;,&quot;given&quot;:&quot;Netty&quot;,&quot;parse-names&quot;:false,&quot;dropping-particle&quot;:&quot;&quot;,&quot;non-dropping-particle&quot;:&quot;&quot;},{&quot;family&quot;:&quot;Suharjito&quot;,&quot;given&quot;:&quot;&quot;,&quot;parse-names&quot;:false,&quot;dropping-particle&quot;:&quot;&quot;,&quot;non-dropping-particle&quot;:&quot;&quot;},{&quot;family&quot;:&quot;Diana&quot;,&quot;given&quot;:&quot;&quot;,&quot;parse-names&quot;:false,&quot;dropping-particle&quot;:&quot;&quot;,&quot;non-dropping-particle&quot;:&quot;&quot;}],&quot;container-title&quot;:&quot;Procedia Computer Science&quot;,&quot;container-title-short&quot;:&quot;Procedia Comput Sci&quot;,&quot;accessed&quot;:{&quot;date-parts&quot;:[[2025,6,16]]},&quot;DOI&quot;:&quot;10.1016/J.PROCS.2019.08.139&quot;,&quot;ISSN&quot;:&quot;1877-0509&quot;,&quot;URL&quot;:&quot;https://www.sciencedirect.com/science/article/pii/S1877050919310579&quot;,&quot;issued&quot;:{&quot;date-parts&quot;:[[2019,1,1]]},&quot;page&quot;:&quot;38-45&quot;,&quot;abstract&quot;:&quot;Social lending or peer to peer lending (p2p lending) has emerged as a viable digital platform where lenders and borrowers can do business without the involvement of financial institutions. P2p lending has gained significant momentum recently, with some platform has reached billion-dollar loan circulation. However, p2p lending platforms are not free from any form of risks. A higher return on investment for investor comes with a risk of the loan and interest not being repaid. For this purpose, this research proposes a tree-based classification method for predicting whether a loan will go bad or default before the loan is approved. The high dimensionality of the dataset needs to be processed and chosen carefully. This paper proposes a Binary PSO with SVM to perform feature selection for the dataset and Extremely Randomized Tree (ERT) and Random Forest (RF) as the classifiers. In this research, BPSOSVM-ERT and BPSOSVM-RF are compared with several performance metrics. The experimental results show BPSOSVM can produce subset of features without decreasing the performance from the original features and ERT can outperform RF in several performance metrics.&quot;,&quot;publisher&quot;:&quot;Elsevier&quot;,&quot;volume&quot;:&quot;157&quot;},&quot;isTemporary&quot;:false}]},{&quot;citationID&quot;:&quot;MENDELEY_CITATION_579808fe-c720-4e8d-aa96-058ab6f45e94&quot;,&quot;properties&quot;:{&quot;noteIndex&quot;:0},&quot;isEdited&quot;:false,&quot;manualOverride&quot;:{&quot;isManuallyOverridden&quot;:false,&quot;citeprocText&quot;:&quot;[1]&quot;,&quot;manualOverrideText&quot;:&quot;&quot;},&quot;citationTag&quot;:&quot;MENDELEY_CITATION_v3_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&quot;,&quot;citationItems&quot;:[{&quot;id&quot;:&quot;ec47b981-28a7-34ae-8dd6-0dcfa783ce80&quot;,&quot;itemData&quot;:{&quot;type&quot;:&quot;article-journal&quot;,&quot;id&quot;:&quot;ec47b981-28a7-34ae-8dd6-0dcfa783ce80&quot;,&quot;title&quot;:&quot;A Comparison of Prediction Methods for Credit Default on Peer to Peer Lending using Machine Learning&quot;,&quot;author&quot;:[{&quot;family&quot;:&quot;Setiawan&quot;,&quot;given&quot;:&quot;Netty&quot;,&quot;parse-names&quot;:false,&quot;dropping-particle&quot;:&quot;&quot;,&quot;non-dropping-particle&quot;:&quot;&quot;},{&quot;family&quot;:&quot;Suharjito&quot;,&quot;given&quot;:&quot;&quot;,&quot;parse-names&quot;:false,&quot;dropping-particle&quot;:&quot;&quot;,&quot;non-dropping-particle&quot;:&quot;&quot;},{&quot;family&quot;:&quot;Diana&quot;,&quot;given&quot;:&quot;&quot;,&quot;parse-names&quot;:false,&quot;dropping-particle&quot;:&quot;&quot;,&quot;non-dropping-particle&quot;:&quot;&quot;}],&quot;container-title&quot;:&quot;Procedia Computer Science&quot;,&quot;container-title-short&quot;:&quot;Procedia Comput Sci&quot;,&quot;accessed&quot;:{&quot;date-parts&quot;:[[2025,6,16]]},&quot;DOI&quot;:&quot;10.1016/J.PROCS.2019.08.139&quot;,&quot;ISSN&quot;:&quot;1877-0509&quot;,&quot;URL&quot;:&quot;https://www.sciencedirect.com/science/article/pii/S1877050919310579&quot;,&quot;issued&quot;:{&quot;date-parts&quot;:[[2019,1,1]]},&quot;page&quot;:&quot;38-45&quot;,&quot;abstract&quot;:&quot;Social lending or peer to peer lending (p2p lending) has emerged as a viable digital platform where lenders and borrowers can do business without the involvement of financial institutions. P2p lending has gained significant momentum recently, with some platform has reached billion-dollar loan circulation. However, p2p lending platforms are not free from any form of risks. A higher return on investment for investor comes with a risk of the loan and interest not being repaid. For this purpose, this research proposes a tree-based classification method for predicting whether a loan will go bad or default before the loan is approved. The high dimensionality of the dataset needs to be processed and chosen carefully. This paper proposes a Binary PSO with SVM to perform feature selection for the dataset and Extremely Randomized Tree (ERT) and Random Forest (RF) as the classifiers. In this research, BPSOSVM-ERT and BPSOSVM-RF are compared with several performance metrics. The experimental results show BPSOSVM can produce subset of features without decreasing the performance from the original features and ERT can outperform RF in several performance metrics.&quot;,&quot;publisher&quot;:&quot;Elsevier&quot;,&quot;volume&quot;:&quot;157&quot;},&quot;isTemporary&quot;:false}]}]"/>
+    <we:property name="MENDELEY_CITATIONS_STYLE" value="{&quot;id&quot;:&quot;https://www.zotero.org/styles/ieee&quot;,&quot;title&quot;:&quot;IEEE&quot;,&quot;format&quot;:&quot;numeric&quot;,&quot;defaultLocale&quot;:null,&quot;isLocaleCodeValid&quot;:true}"/>
+  </we:properties>
+  <we:bindings/>
+  <we:snapshot xmlns:r="http://schemas.openxmlformats.org/officeDocument/2006/relationships"/>
+</we:webextension>
+</file>
+
 <file path=customXml/item1.xml><?xml version="1.0" encoding="utf-8"?>
-<b:Sources xmlns:b="http://schemas.openxmlformats.org/officeDocument/2006/bibliography" xmlns="http://schemas.openxmlformats.org/officeDocument/2006/bibliography" SelectedStyle="\IEEE2006OfficeOnline.xsl" StyleName="IEEE" Version="2006">
-  <b:Source>
-    <b:Tag>Bae03</b:Tag>
-    <b:SourceType>JournalArticle</b:SourceType>
-    <b:Guid>{17B7AFFB-E7B5-4CCA-98C2-312BBD32A021}</b:Guid>
-    <b:Title>Benchmarking state-of-the-art classification algorithms for credit scoring</b:Title>
-    <b:Year>2003</b:Year>
-    <b:Author>
-      <b:Author>
-        <b:NameList>
-          <b:Person>
-            <b:Last>Baesens</b:Last>
-            <b:First>B.,</b:First>
-            <b:Middle>Van Gestel, T., Viaene, S., Stepanova, M., Suykens, J., &amp; Vanthienen, J.</b:Middle>
-          </b:Person>
-        </b:NameList>
-      </b:Author>
-    </b:Author>
-    <b:JournalName>Journal of the operational research society</b:JournalName>
-    <b:Pages>627-635</b:Pages>
-    <b:Volume>54</b:Volume>
-    <b:Issue>6</b:Issue>
-    <b:RefOrder>1</b:RefOrder>
-  </b:Source>
-  <b:Source>
-    <b:Tag>Bro12</b:Tag>
-    <b:SourceType>JournalArticle</b:SourceType>
-    <b:Guid>{94FD1530-08D1-4B25-ABA7-A5B9B4ED6F0F}</b:Guid>
-    <b:Author>
-      <b:Author>
-        <b:NameList>
-          <b:Person>
-            <b:Last>Brown</b:Last>
-            <b:First>I.,</b:First>
-            <b:Middle>&amp; Mues, C.</b:Middle>
-          </b:Person>
-        </b:NameList>
-      </b:Author>
-    </b:Author>
-    <b:Title>An experimental comparison of classification algorithms for imbalanced credit scoring data sets</b:Title>
-    <b:JournalName>Expert systems with applications</b:JournalName>
-    <b:Year>2012</b:Year>
-    <b:Pages>3446-3453</b:Pages>
-    <b:Volume>39</b:Volume>
-    <b:Issue>3</b:Issue>
-    <b:RefOrder>2</b:RefOrder>
-  </b:Source>
-  <b:Source>
-    <b:Tag>Mal15</b:Tag>
-    <b:SourceType>JournalArticle</b:SourceType>
-    <b:Guid>{5528E8B7-52ED-476A-9C45-23D8178955F7}</b:Guid>
-    <b:Author>
-      <b:Author>
-        <b:NameList>
-          <b:Person>
-            <b:Last>Malekipirbazari</b:Last>
-            <b:First>M.,</b:First>
-            <b:Middle>&amp; Aksakalli, V.</b:Middle>
-          </b:Person>
-        </b:NameList>
-      </b:Author>
-    </b:Author>
-    <b:Title>Risk assessment in social lending via random forests</b:Title>
-    <b:JournalName>Expert systems with applications</b:JournalName>
-    <b:Year>2015</b:Year>
-    <b:Pages>4621-4631</b:Pages>
-    <b:Volume>42</b:Volume>
-    <b:Issue>10</b:Issue>
-    <b:RefOrder>3</b:RefOrder>
-  </b:Source>
-</b:Sources>
+<b:Sources xmlns:b="http://schemas.openxmlformats.org/officeDocument/2006/bibliography" xmlns="http://schemas.openxmlformats.org/officeDocument/2006/bibliography" SelectedStyle="\IEEE2006OfficeOnline.xsl" StyleName="IEEE" Version="2006"/>
 </file>
 
 <file path=customXml/itemProps1.xml><?xml version="1.0" encoding="utf-8"?>
-<ds:datastoreItem xmlns:ds="http://schemas.openxmlformats.org/officeDocument/2006/customXml" ds:itemID="{648DE39E-4A40-4BD8-B896-AA16C423907D}">
+<ds:datastoreItem xmlns:ds="http://schemas.openxmlformats.org/officeDocument/2006/customXml" ds:itemID="{843769BF-B148-4317-9070-4428529FB216}">
   <ds:schemaRefs>
     <ds:schemaRef ds:uri="http://schemas.openxmlformats.org/officeDocument/2006/bibliography"/>
   </ds:schemaRefs>
